--- a/templates/packing_list_template.docx
+++ b/templates/packing_list_template.docx
@@ -14,34 +14,7 @@
           <w:spacing w:val="24"/>
           <w:w w:val="90"/>
         </w:rPr>
-        <w:t>PACKING</w:t>
-      </w:r>
-      <w:r>
-        <w:rPr>
-          <w:spacing w:val="25"/>
-        </w:rPr>
-        <w:t>  </w:t>
-      </w:r>
-      <w:r>
-        <w:rPr>
-          <w:spacing w:val="17"/>
-          <w:w w:val="90"/>
-        </w:rPr>
-        <w:t>LIS</w:t>
-      </w:r>
-      <w:r>
-        <w:rPr>
-          <w:spacing w:val="-21"/>
-          <w:w w:val="90"/>
-        </w:rPr>
-        <w:t> </w:t>
-      </w:r>
-      <w:r>
-        <w:rPr>
-          <w:spacing w:val="-10"/>
-          <w:w w:val="90"/>
-        </w:rPr>
-        <w:t>T</w:t>
+        <w:t xml:space="preserve">PACKING LIST</w:t>
       </w:r>
     </w:p>
     <w:p>
